--- a/document_templates/docx/act_template.docx
+++ b/document_templates/docx/act_template.docx
@@ -7297,8 +7297,8 @@
         <w:jc w:val="both"/>
         <w:rPr>
           <w:i/>
-          <w:sz w:val="22"/>
-          <w:szCs w:val="22"/>
+          <w:iCs/>
+          <w:sz w:val="22"/>
           <w:u w:val="single"/>
         </w:rPr>
       </w:pPr>
@@ -7390,25 +7390,448 @@
         </w:rPr>
         <w:t>}}</w:t>
       </w:r>
-    </w:p>
-    <w:p>
-      <w:pPr>
-        <w:jc w:val="both"/>
+      <w:r>
+        <w:rPr>
+          <w:i/>
+          <w:sz w:val="22"/>
+          <w:szCs w:val="22"/>
+          <w:u w:val="single"/>
+        </w:rPr>
+        <w:t xml:space="preserve"> </w:t>
+      </w:r>
+      <w:r>
+        <w:rPr>
+          <w:i/>
+          <w:sz w:val="22"/>
+          <w:szCs w:val="22"/>
+          <w:u w:val="single"/>
+        </w:rPr>
+        <w:t>{{</w:t>
+      </w:r>
+      <w:proofErr w:type="spellStart"/>
+      <w:r>
+        <w:rPr>
+          <w:i/>
+          <w:sz w:val="22"/>
+          <w:szCs w:val="22"/>
+          <w:u w:val="single"/>
+          <w:lang w:val="en-US"/>
+        </w:rPr>
+        <w:t>contractor</w:t>
+      </w:r>
+      <w:proofErr w:type="spellEnd"/>
+      <w:r>
+        <w:rPr>
+          <w:i/>
+          <w:sz w:val="22"/>
+          <w:szCs w:val="22"/>
+          <w:u w:val="single"/>
+        </w:rPr>
+        <w:t>_</w:t>
+      </w:r>
+      <w:proofErr w:type="spellStart"/>
+      <w:r>
+        <w:rPr>
+          <w:i/>
+          <w:sz w:val="22"/>
+          <w:szCs w:val="22"/>
+          <w:u w:val="single"/>
+          <w:lang w:val="en-US"/>
+        </w:rPr>
+        <w:t>rep</w:t>
+      </w:r>
+      <w:proofErr w:type="spellEnd"/>
+      <w:r>
+        <w:rPr>
+          <w:i/>
+          <w:sz w:val="22"/>
+          <w:szCs w:val="22"/>
+          <w:u w:val="single"/>
+        </w:rPr>
+        <w:t>_</w:t>
+      </w:r>
+      <w:proofErr w:type="spellStart"/>
+      <w:r>
+        <w:rPr>
+          <w:i/>
+          <w:sz w:val="22"/>
+          <w:szCs w:val="22"/>
+          <w:u w:val="single"/>
+          <w:lang w:val="en-US"/>
+        </w:rPr>
+        <w:t>org</w:t>
+      </w:r>
+      <w:proofErr w:type="spellEnd"/>
+      <w:r>
+        <w:rPr>
+          <w:i/>
+          <w:sz w:val="22"/>
+          <w:szCs w:val="22"/>
+          <w:u w:val="single"/>
+        </w:rPr>
+        <w:t>_</w:t>
+      </w:r>
+      <w:proofErr w:type="spellStart"/>
+      <w:r>
+        <w:rPr>
+          <w:i/>
+          <w:sz w:val="22"/>
+          <w:szCs w:val="22"/>
+          <w:u w:val="single"/>
+          <w:lang w:val="en-US"/>
+        </w:rPr>
+        <w:t>short</w:t>
+      </w:r>
+      <w:proofErr w:type="spellEnd"/>
+      <w:r>
+        <w:rPr>
+          <w:i/>
+          <w:sz w:val="22"/>
+          <w:szCs w:val="22"/>
+          <w:u w:val="single"/>
+        </w:rPr>
+        <w:t>}}</w:t>
+      </w:r>
+      <w:r>
+        <w:rPr>
+          <w:i/>
+          <w:sz w:val="22"/>
+          <w:szCs w:val="22"/>
+          <w:u w:val="single"/>
+        </w:rPr>
+        <w:t xml:space="preserve"> </w:t>
+      </w:r>
+      <w:bookmarkStart w:id="1" w:name="_Hlk221270781"/>
+      <w:r>
+        <w:rPr>
+          <w:i/>
+          <w:sz w:val="22"/>
+          <w:szCs w:val="22"/>
+          <w:u w:val="single"/>
+        </w:rPr>
+        <w:t>{{</w:t>
+      </w:r>
+      <w:proofErr w:type="spellStart"/>
+      <w:r>
+        <w:rPr>
+          <w:i/>
+          <w:sz w:val="22"/>
+          <w:szCs w:val="22"/>
+          <w:u w:val="single"/>
+          <w:lang w:val="en-US"/>
+        </w:rPr>
+        <w:t>contractor</w:t>
+      </w:r>
+      <w:proofErr w:type="spellEnd"/>
+      <w:r>
+        <w:rPr>
+          <w:i/>
+          <w:sz w:val="22"/>
+          <w:szCs w:val="22"/>
+          <w:u w:val="single"/>
+        </w:rPr>
+        <w:t>_</w:t>
+      </w:r>
+      <w:proofErr w:type="spellStart"/>
+      <w:r>
+        <w:rPr>
+          <w:i/>
+          <w:sz w:val="22"/>
+          <w:szCs w:val="22"/>
+          <w:u w:val="single"/>
+          <w:lang w:val="en-US"/>
+        </w:rPr>
+        <w:t>rep</w:t>
+      </w:r>
+      <w:proofErr w:type="spellEnd"/>
+      <w:r>
+        <w:rPr>
+          <w:i/>
+          <w:sz w:val="22"/>
+          <w:szCs w:val="22"/>
+          <w:u w:val="single"/>
+        </w:rPr>
+        <w:t>_</w:t>
+      </w:r>
+      <w:proofErr w:type="spellStart"/>
+      <w:r>
+        <w:rPr>
+          <w:i/>
+          <w:sz w:val="22"/>
+          <w:szCs w:val="22"/>
+          <w:u w:val="single"/>
+          <w:lang w:val="en-US"/>
+        </w:rPr>
+        <w:t>fio</w:t>
+      </w:r>
+      <w:proofErr w:type="spellEnd"/>
+      <w:r>
+        <w:rPr>
+          <w:i/>
+          <w:sz w:val="22"/>
+          <w:szCs w:val="22"/>
+          <w:u w:val="single"/>
+        </w:rPr>
+        <w:t>}}</w:t>
+      </w:r>
+      <w:bookmarkEnd w:id="1"/>
+      <w:r>
+        <w:rPr>
+          <w:i/>
+          <w:sz w:val="22"/>
+          <w:szCs w:val="22"/>
+          <w:u w:val="single"/>
+        </w:rPr>
+        <w:t xml:space="preserve">, </w:t>
+      </w:r>
+      <w:r>
+        <w:rPr>
+          <w:i/>
+          <w:sz w:val="22"/>
+          <w:u w:val="single"/>
+        </w:rPr>
+        <w:t>приказ</w:t>
+      </w:r>
+      <w:r>
+        <w:rPr>
+          <w:i/>
+          <w:sz w:val="22"/>
+          <w:u w:val="single"/>
+        </w:rPr>
+        <w:t xml:space="preserve"> №</w:t>
+      </w:r>
+      <w:r>
+        <w:rPr>
+          <w:i/>
+          <w:sz w:val="22"/>
+          <w:u w:val="single"/>
+        </w:rPr>
+        <w:t>{{</w:t>
+      </w:r>
+      <w:proofErr w:type="spellStart"/>
+      <w:r>
+        <w:rPr>
+          <w:i/>
+          <w:sz w:val="22"/>
+          <w:u w:val="single"/>
+          <w:lang w:val="en-US"/>
+        </w:rPr>
+        <w:t>contractor</w:t>
+      </w:r>
+      <w:proofErr w:type="spellEnd"/>
+      <w:r>
+        <w:rPr>
+          <w:i/>
+          <w:sz w:val="22"/>
+          <w:u w:val="single"/>
+        </w:rPr>
+        <w:t>_</w:t>
+      </w:r>
+      <w:proofErr w:type="spellStart"/>
+      <w:r>
+        <w:rPr>
+          <w:i/>
+          <w:sz w:val="22"/>
+          <w:u w:val="single"/>
+          <w:lang w:val="en-US"/>
+        </w:rPr>
+        <w:t>rep</w:t>
+      </w:r>
+      <w:proofErr w:type="spellEnd"/>
+      <w:r>
+        <w:rPr>
+          <w:i/>
+          <w:sz w:val="22"/>
+          <w:u w:val="single"/>
+        </w:rPr>
+        <w:t>_</w:t>
+      </w:r>
+      <w:proofErr w:type="spellStart"/>
+      <w:r>
+        <w:rPr>
+          <w:i/>
+          <w:sz w:val="22"/>
+          <w:u w:val="single"/>
+          <w:lang w:val="en-US"/>
+        </w:rPr>
+        <w:t>directive</w:t>
+      </w:r>
+      <w:proofErr w:type="spellEnd"/>
+      <w:r>
+        <w:rPr>
+          <w:i/>
+          <w:sz w:val="22"/>
+          <w:u w:val="single"/>
+        </w:rPr>
+        <w:t>_</w:t>
+      </w:r>
+      <w:proofErr w:type="spellStart"/>
+      <w:r>
+        <w:rPr>
+          <w:i/>
+          <w:sz w:val="22"/>
+          <w:u w:val="single"/>
+          <w:lang w:val="en-US"/>
+        </w:rPr>
+        <w:t>number</w:t>
+      </w:r>
+      <w:proofErr w:type="spellEnd"/>
+      <w:r>
+        <w:rPr>
+          <w:i/>
+          <w:sz w:val="22"/>
+          <w:u w:val="single"/>
+        </w:rPr>
+        <w:t>}}</w:t>
+      </w:r>
+      <w:r>
+        <w:rPr>
+          <w:i/>
+          <w:sz w:val="22"/>
+          <w:u w:val="single"/>
+        </w:rPr>
+        <w:t xml:space="preserve"> </w:t>
+      </w:r>
+      <w:r>
+        <w:rPr>
+          <w:i/>
+          <w:sz w:val="22"/>
+          <w:u w:val="single"/>
+        </w:rPr>
+        <w:t>от</w:t>
+      </w:r>
+      <w:r>
+        <w:rPr>
+          <w:i/>
+          <w:sz w:val="22"/>
+          <w:u w:val="single"/>
+        </w:rPr>
+        <w:t xml:space="preserve"> </w:t>
+      </w:r>
+      <w:r>
+        <w:rPr>
+          <w:i/>
+          <w:sz w:val="22"/>
+          <w:u w:val="single"/>
+        </w:rPr>
+        <w:t>{{</w:t>
+      </w:r>
+      <w:proofErr w:type="spellStart"/>
+      <w:r>
+        <w:rPr>
+          <w:i/>
+          <w:sz w:val="22"/>
+          <w:u w:val="single"/>
+          <w:lang w:val="en-US"/>
+        </w:rPr>
+        <w:t>contractor</w:t>
+      </w:r>
+      <w:proofErr w:type="spellEnd"/>
+      <w:r>
+        <w:rPr>
+          <w:i/>
+          <w:sz w:val="22"/>
+          <w:u w:val="single"/>
+        </w:rPr>
+        <w:t>_</w:t>
+      </w:r>
+      <w:proofErr w:type="spellStart"/>
+      <w:r>
+        <w:rPr>
+          <w:i/>
+          <w:sz w:val="22"/>
+          <w:u w:val="single"/>
+          <w:lang w:val="en-US"/>
+        </w:rPr>
+        <w:t>rep</w:t>
+      </w:r>
+      <w:proofErr w:type="spellEnd"/>
+      <w:r>
+        <w:rPr>
+          <w:i/>
+          <w:sz w:val="22"/>
+          <w:u w:val="single"/>
+        </w:rPr>
+        <w:t>_</w:t>
+      </w:r>
+      <w:proofErr w:type="spellStart"/>
+      <w:r>
+        <w:rPr>
+          <w:i/>
+          <w:sz w:val="22"/>
+          <w:u w:val="single"/>
+          <w:lang w:val="en-US"/>
+        </w:rPr>
+        <w:t>directive</w:t>
+      </w:r>
+      <w:proofErr w:type="spellEnd"/>
+      <w:r>
+        <w:rPr>
+          <w:i/>
+          <w:sz w:val="22"/>
+          <w:u w:val="single"/>
+        </w:rPr>
+        <w:t>_</w:t>
+      </w:r>
+      <w:proofErr w:type="spellStart"/>
+      <w:r>
+        <w:rPr>
+          <w:i/>
+          <w:sz w:val="22"/>
+          <w:u w:val="single"/>
+          <w:lang w:val="en-US"/>
+        </w:rPr>
+        <w:t>date</w:t>
+      </w:r>
+      <w:proofErr w:type="spellEnd"/>
+      <w:r>
+        <w:rPr>
+          <w:i/>
+          <w:sz w:val="22"/>
+          <w:u w:val="single"/>
+        </w:rPr>
+        <w:t>}}</w:t>
+      </w:r>
+      <w:r>
+        <w:rPr>
+          <w:i/>
+          <w:sz w:val="22"/>
+          <w:u w:val="single"/>
+        </w:rPr>
+        <w:t>,</w:t>
+      </w:r>
+      <w:r>
+        <w:rPr>
+          <w:i/>
+          <w:sz w:val="24"/>
+          <w:u w:val="single"/>
+        </w:rPr>
+        <w:t xml:space="preserve"> </w:t>
+      </w:r>
+      <w:r>
         <w:rPr>
           <w:i/>
           <w:iCs/>
           <w:sz w:val="22"/>
           <w:u w:val="single"/>
-          <w:lang w:val="en-US"/>
-        </w:rPr>
-      </w:pPr>
-      <w:r>
-        <w:rPr>
-          <w:i/>
-          <w:sz w:val="22"/>
-          <w:szCs w:val="22"/>
-          <w:u w:val="single"/>
-          <w:lang w:val="en-US"/>
+        </w:rPr>
+        <w:t>ОГРН</w:t>
+      </w:r>
+      <w:r>
+        <w:rPr>
+          <w:i/>
+          <w:iCs/>
+          <w:sz w:val="22"/>
+          <w:u w:val="single"/>
+        </w:rPr>
+        <w:t xml:space="preserve"> </w:t>
+      </w:r>
+      <w:r>
+        <w:rPr>
+          <w:i/>
+          <w:iCs/>
+          <w:sz w:val="22"/>
+          <w:u w:val="single"/>
         </w:rPr>
         <w:t>{{</w:t>
       </w:r>
@@ -7416,102 +7839,119 @@
       <w:r>
         <w:rPr>
           <w:i/>
-          <w:sz w:val="22"/>
-          <w:szCs w:val="22"/>
+          <w:iCs/>
+          <w:sz w:val="22"/>
           <w:u w:val="single"/>
           <w:lang w:val="en-US"/>
         </w:rPr>
         <w:t>contractor</w:t>
       </w:r>
-      <w:r>
-        <w:rPr>
-          <w:i/>
-          <w:sz w:val="22"/>
-          <w:szCs w:val="22"/>
-          <w:u w:val="single"/>
-          <w:lang w:val="en-US"/>
-        </w:rPr>
-        <w:t>_</w:t>
-      </w:r>
-      <w:r>
-        <w:rPr>
-          <w:i/>
-          <w:sz w:val="22"/>
-          <w:szCs w:val="22"/>
+      <w:proofErr w:type="spellEnd"/>
+      <w:r>
+        <w:rPr>
+          <w:i/>
+          <w:iCs/>
+          <w:sz w:val="22"/>
+          <w:u w:val="single"/>
+        </w:rPr>
+        <w:t>_</w:t>
+      </w:r>
+      <w:proofErr w:type="spellStart"/>
+      <w:r>
+        <w:rPr>
+          <w:i/>
+          <w:iCs/>
+          <w:sz w:val="22"/>
           <w:u w:val="single"/>
           <w:lang w:val="en-US"/>
         </w:rPr>
         <w:t>rep</w:t>
       </w:r>
-      <w:r>
-        <w:rPr>
-          <w:i/>
-          <w:sz w:val="22"/>
-          <w:szCs w:val="22"/>
-          <w:u w:val="single"/>
-          <w:lang w:val="en-US"/>
-        </w:rPr>
-        <w:t>_</w:t>
-      </w:r>
-      <w:r>
-        <w:rPr>
-          <w:i/>
-          <w:sz w:val="22"/>
-          <w:szCs w:val="22"/>
+      <w:proofErr w:type="spellEnd"/>
+      <w:r>
+        <w:rPr>
+          <w:i/>
+          <w:iCs/>
+          <w:sz w:val="22"/>
+          <w:u w:val="single"/>
+        </w:rPr>
+        <w:t>_</w:t>
+      </w:r>
+      <w:proofErr w:type="spellStart"/>
+      <w:r>
+        <w:rPr>
+          <w:i/>
+          <w:iCs/>
+          <w:sz w:val="22"/>
           <w:u w:val="single"/>
           <w:lang w:val="en-US"/>
         </w:rPr>
         <w:t>org</w:t>
       </w:r>
-      <w:r>
-        <w:rPr>
-          <w:i/>
-          <w:sz w:val="22"/>
-          <w:szCs w:val="22"/>
-          <w:u w:val="single"/>
-          <w:lang w:val="en-US"/>
-        </w:rPr>
-        <w:t>_</w:t>
-      </w:r>
-      <w:r>
-        <w:rPr>
-          <w:i/>
-          <w:sz w:val="22"/>
-          <w:szCs w:val="22"/>
-          <w:u w:val="single"/>
-          <w:lang w:val="en-US"/>
-        </w:rPr>
-        <w:t>short</w:t>
-      </w:r>
       <w:proofErr w:type="spellEnd"/>
       <w:r>
         <w:rPr>
           <w:i/>
-          <w:sz w:val="22"/>
-          <w:szCs w:val="22"/>
-          <w:u w:val="single"/>
-          <w:lang w:val="en-US"/>
+          <w:iCs/>
+          <w:sz w:val="22"/>
+          <w:u w:val="single"/>
+        </w:rPr>
+        <w:t>_</w:t>
+      </w:r>
+      <w:proofErr w:type="spellStart"/>
+      <w:r>
+        <w:rPr>
+          <w:i/>
+          <w:iCs/>
+          <w:sz w:val="22"/>
+          <w:u w:val="single"/>
+          <w:lang w:val="en-US"/>
+        </w:rPr>
+        <w:t>orgn</w:t>
+      </w:r>
+      <w:proofErr w:type="spellEnd"/>
+      <w:r>
+        <w:rPr>
+          <w:i/>
+          <w:iCs/>
+          <w:sz w:val="22"/>
+          <w:u w:val="single"/>
         </w:rPr>
         <w:t>}}</w:t>
       </w:r>
       <w:r>
         <w:rPr>
           <w:i/>
-          <w:sz w:val="22"/>
-          <w:szCs w:val="22"/>
-          <w:u w:val="single"/>
-          <w:lang w:val="en-US"/>
+          <w:iCs/>
+          <w:sz w:val="22"/>
+          <w:u w:val="single"/>
+        </w:rPr>
+        <w:t xml:space="preserve">, </w:t>
+      </w:r>
+      <w:r>
+        <w:rPr>
+          <w:i/>
+          <w:iCs/>
+          <w:sz w:val="22"/>
+          <w:u w:val="single"/>
+        </w:rPr>
+        <w:t>ИНН</w:t>
+      </w:r>
+      <w:r>
+        <w:rPr>
+          <w:i/>
+          <w:iCs/>
+          <w:sz w:val="22"/>
+          <w:u w:val="single"/>
         </w:rPr>
         <w:t xml:space="preserve"> </w:t>
       </w:r>
-      <w:bookmarkStart w:id="1" w:name="_Hlk221270781"/>
-      <w:r>
-        <w:rPr>
-          <w:i/>
-          <w:sz w:val="22"/>
-          <w:szCs w:val="22"/>
-          <w:u w:val="single"/>
-          <w:lang w:val="en-US"/>
+      <w:r>
+        <w:rPr>
+          <w:i/>
+          <w:iCs/>
+          <w:sz w:val="22"/>
+          <w:u w:val="single"/>
         </w:rPr>
         <w:t>{{</w:t>
       </w:r>
@@ -7519,98 +7959,101 @@
       <w:r>
         <w:rPr>
           <w:i/>
-          <w:sz w:val="22"/>
-          <w:szCs w:val="22"/>
+          <w:iCs/>
+          <w:sz w:val="22"/>
           <w:u w:val="single"/>
           <w:lang w:val="en-US"/>
         </w:rPr>
         <w:t>contractor</w:t>
       </w:r>
-      <w:r>
-        <w:rPr>
-          <w:i/>
-          <w:sz w:val="22"/>
-          <w:szCs w:val="22"/>
-          <w:u w:val="single"/>
-          <w:lang w:val="en-US"/>
-        </w:rPr>
-        <w:t>_</w:t>
-      </w:r>
-      <w:r>
-        <w:rPr>
-          <w:i/>
-          <w:sz w:val="22"/>
-          <w:szCs w:val="22"/>
+      <w:proofErr w:type="spellEnd"/>
+      <w:r>
+        <w:rPr>
+          <w:i/>
+          <w:iCs/>
+          <w:sz w:val="22"/>
+          <w:u w:val="single"/>
+        </w:rPr>
+        <w:t>_</w:t>
+      </w:r>
+      <w:proofErr w:type="spellStart"/>
+      <w:r>
+        <w:rPr>
+          <w:i/>
+          <w:iCs/>
+          <w:sz w:val="22"/>
           <w:u w:val="single"/>
           <w:lang w:val="en-US"/>
         </w:rPr>
         <w:t>rep</w:t>
       </w:r>
-      <w:r>
-        <w:rPr>
-          <w:i/>
-          <w:sz w:val="22"/>
-          <w:szCs w:val="22"/>
-          <w:u w:val="single"/>
-          <w:lang w:val="en-US"/>
-        </w:rPr>
-        <w:t>_</w:t>
-      </w:r>
-      <w:r>
-        <w:rPr>
-          <w:i/>
-          <w:sz w:val="22"/>
-          <w:szCs w:val="22"/>
-          <w:u w:val="single"/>
-          <w:lang w:val="en-US"/>
-        </w:rPr>
-        <w:t>fio</w:t>
-      </w:r>
       <w:proofErr w:type="spellEnd"/>
       <w:r>
         <w:rPr>
           <w:i/>
-          <w:sz w:val="22"/>
-          <w:szCs w:val="22"/>
-          <w:u w:val="single"/>
-          <w:lang w:val="en-US"/>
+          <w:iCs/>
+          <w:sz w:val="22"/>
+          <w:u w:val="single"/>
+        </w:rPr>
+        <w:t>_</w:t>
+      </w:r>
+      <w:proofErr w:type="spellStart"/>
+      <w:r>
+        <w:rPr>
+          <w:i/>
+          <w:iCs/>
+          <w:sz w:val="22"/>
+          <w:u w:val="single"/>
+          <w:lang w:val="en-US"/>
+        </w:rPr>
+        <w:t>org</w:t>
+      </w:r>
+      <w:proofErr w:type="spellEnd"/>
+      <w:r>
+        <w:rPr>
+          <w:i/>
+          <w:iCs/>
+          <w:sz w:val="22"/>
+          <w:u w:val="single"/>
+        </w:rPr>
+        <w:t>_</w:t>
+      </w:r>
+      <w:proofErr w:type="spellStart"/>
+      <w:r>
+        <w:rPr>
+          <w:i/>
+          <w:iCs/>
+          <w:sz w:val="22"/>
+          <w:u w:val="single"/>
+          <w:lang w:val="en-US"/>
+        </w:rPr>
+        <w:t>inn</w:t>
+      </w:r>
+      <w:proofErr w:type="spellEnd"/>
+      <w:r>
+        <w:rPr>
+          <w:i/>
+          <w:iCs/>
+          <w:sz w:val="22"/>
+          <w:u w:val="single"/>
         </w:rPr>
         <w:t>}}</w:t>
       </w:r>
-      <w:bookmarkEnd w:id="1"/>
-      <w:r>
-        <w:rPr>
-          <w:i/>
-          <w:sz w:val="22"/>
-          <w:szCs w:val="22"/>
-          <w:u w:val="single"/>
-          <w:lang w:val="en-US"/>
+      <w:r>
+        <w:rPr>
+          <w:i/>
+          <w:iCs/>
+          <w:sz w:val="22"/>
+          <w:u w:val="single"/>
         </w:rPr>
         <w:t xml:space="preserve">, </w:t>
       </w:r>
       <w:r>
         <w:rPr>
           <w:i/>
-          <w:sz w:val="22"/>
-          <w:u w:val="single"/>
-        </w:rPr>
-        <w:t>приказ</w:t>
-      </w:r>
-      <w:r>
-        <w:rPr>
-          <w:i/>
-          <w:sz w:val="22"/>
-          <w:u w:val="single"/>
-          <w:lang w:val="en-US"/>
-        </w:rPr>
-        <w:t xml:space="preserve"> №</w:t>
-      </w:r>
-      <w:r>
-        <w:rPr>
-          <w:i/>
-          <w:sz w:val="22"/>
-          <w:u w:val="single"/>
-          <w:lang w:val="en-US"/>
+          <w:iCs/>
+          <w:sz w:val="22"/>
+          <w:u w:val="single"/>
         </w:rPr>
         <w:t>{{</w:t>
       </w:r>
@@ -7618,212 +8061,66 @@
       <w:r>
         <w:rPr>
           <w:i/>
+          <w:iCs/>
           <w:sz w:val="22"/>
           <w:u w:val="single"/>
           <w:lang w:val="en-US"/>
         </w:rPr>
         <w:t>contractor</w:t>
       </w:r>
-      <w:r>
-        <w:rPr>
-          <w:i/>
-          <w:sz w:val="22"/>
-          <w:u w:val="single"/>
-          <w:lang w:val="en-US"/>
-        </w:rPr>
-        <w:t>_</w:t>
-      </w:r>
-      <w:r>
-        <w:rPr>
-          <w:i/>
+      <w:proofErr w:type="spellEnd"/>
+      <w:r>
+        <w:rPr>
+          <w:i/>
+          <w:iCs/>
+          <w:sz w:val="22"/>
+          <w:u w:val="single"/>
+        </w:rPr>
+        <w:t>_</w:t>
+      </w:r>
+      <w:proofErr w:type="spellStart"/>
+      <w:r>
+        <w:rPr>
+          <w:i/>
+          <w:iCs/>
           <w:sz w:val="22"/>
           <w:u w:val="single"/>
           <w:lang w:val="en-US"/>
         </w:rPr>
         <w:t>rep</w:t>
       </w:r>
-      <w:r>
-        <w:rPr>
-          <w:i/>
-          <w:sz w:val="22"/>
-          <w:u w:val="single"/>
-          <w:lang w:val="en-US"/>
-        </w:rPr>
-        <w:t>_</w:t>
-      </w:r>
-      <w:r>
-        <w:rPr>
-          <w:i/>
-          <w:sz w:val="22"/>
-          <w:u w:val="single"/>
-          <w:lang w:val="en-US"/>
-        </w:rPr>
-        <w:t>directive</w:t>
-      </w:r>
-      <w:r>
-        <w:rPr>
-          <w:i/>
-          <w:sz w:val="22"/>
-          <w:u w:val="single"/>
-          <w:lang w:val="en-US"/>
-        </w:rPr>
-        <w:t>_</w:t>
-      </w:r>
-      <w:r>
-        <w:rPr>
-          <w:i/>
-          <w:sz w:val="22"/>
-          <w:u w:val="single"/>
-          <w:lang w:val="en-US"/>
-        </w:rPr>
-        <w:t>number</w:t>
-      </w:r>
       <w:proofErr w:type="spellEnd"/>
       <w:r>
         <w:rPr>
           <w:i/>
-          <w:sz w:val="22"/>
-          <w:u w:val="single"/>
-          <w:lang w:val="en-US"/>
-        </w:rPr>
-        <w:t>}}</w:t>
-      </w:r>
-      <w:r>
-        <w:rPr>
-          <w:i/>
-          <w:sz w:val="22"/>
-          <w:u w:val="single"/>
-          <w:lang w:val="en-US"/>
-        </w:rPr>
-        <w:t xml:space="preserve"> </w:t>
-      </w:r>
-      <w:r>
-        <w:rPr>
-          <w:i/>
-          <w:sz w:val="22"/>
-          <w:u w:val="single"/>
-        </w:rPr>
-        <w:t>от</w:t>
-      </w:r>
-      <w:r>
-        <w:rPr>
-          <w:i/>
-          <w:sz w:val="22"/>
-          <w:u w:val="single"/>
-          <w:lang w:val="en-US"/>
-        </w:rPr>
-        <w:t xml:space="preserve"> </w:t>
-      </w:r>
-      <w:r>
-        <w:rPr>
-          <w:i/>
-          <w:sz w:val="22"/>
-          <w:u w:val="single"/>
-          <w:lang w:val="en-US"/>
-        </w:rPr>
-        <w:t>{{</w:t>
+          <w:iCs/>
+          <w:sz w:val="22"/>
+          <w:u w:val="single"/>
+        </w:rPr>
+        <w:t>_</w:t>
       </w:r>
       <w:proofErr w:type="spellStart"/>
       <w:r>
         <w:rPr>
           <w:i/>
-          <w:sz w:val="22"/>
-          <w:u w:val="single"/>
-          <w:lang w:val="en-US"/>
-        </w:rPr>
-        <w:t>contractor</w:t>
-      </w:r>
-      <w:r>
-        <w:rPr>
-          <w:i/>
-          <w:sz w:val="22"/>
-          <w:u w:val="single"/>
-          <w:lang w:val="en-US"/>
-        </w:rPr>
-        <w:t>_</w:t>
-      </w:r>
-      <w:r>
-        <w:rPr>
-          <w:i/>
-          <w:sz w:val="22"/>
-          <w:u w:val="single"/>
-          <w:lang w:val="en-US"/>
-        </w:rPr>
-        <w:t>rep</w:t>
-      </w:r>
-      <w:r>
-        <w:rPr>
-          <w:i/>
-          <w:sz w:val="22"/>
-          <w:u w:val="single"/>
-          <w:lang w:val="en-US"/>
-        </w:rPr>
-        <w:t>_</w:t>
-      </w:r>
-      <w:r>
-        <w:rPr>
-          <w:i/>
-          <w:sz w:val="22"/>
-          <w:u w:val="single"/>
-          <w:lang w:val="en-US"/>
-        </w:rPr>
-        <w:t>directive</w:t>
-      </w:r>
-      <w:r>
-        <w:rPr>
-          <w:i/>
-          <w:sz w:val="22"/>
-          <w:u w:val="single"/>
-          <w:lang w:val="en-US"/>
-        </w:rPr>
-        <w:t>_</w:t>
-      </w:r>
-      <w:r>
-        <w:rPr>
-          <w:i/>
-          <w:sz w:val="22"/>
-          <w:u w:val="single"/>
-          <w:lang w:val="en-US"/>
-        </w:rPr>
-        <w:t>date</w:t>
+          <w:iCs/>
+          <w:sz w:val="22"/>
+          <w:u w:val="single"/>
+          <w:lang w:val="en-US"/>
+        </w:rPr>
+        <w:t>org</w:t>
       </w:r>
       <w:proofErr w:type="spellEnd"/>
       <w:r>
         <w:rPr>
           <w:i/>
-          <w:sz w:val="22"/>
-          <w:u w:val="single"/>
-          <w:lang w:val="en-US"/>
-        </w:rPr>
-        <w:t>}}</w:t>
-      </w:r>
-      <w:r>
-        <w:rPr>
-          <w:i/>
-          <w:sz w:val="22"/>
-          <w:u w:val="single"/>
-          <w:lang w:val="en-US"/>
-        </w:rPr>
-        <w:t>,</w:t>
-      </w:r>
-      <w:r>
-        <w:rPr>
-          <w:i/>
-          <w:sz w:val="24"/>
-          <w:u w:val="single"/>
-          <w:lang w:val="en-US"/>
-        </w:rPr>
-        <w:t xml:space="preserve"> </w:t>
-      </w:r>
-      <w:r>
-        <w:rPr>
-          <w:i/>
           <w:iCs/>
           <w:sz w:val="22"/>
           <w:u w:val="single"/>
         </w:rPr>
-        <w:t>ОГРН</w:t>
-      </w:r>
+        <w:t>_</w:t>
+      </w:r>
+      <w:proofErr w:type="spellStart"/>
       <w:r>
         <w:rPr>
           <w:i/>
@@ -7832,260 +8129,15 @@
           <w:u w:val="single"/>
           <w:lang w:val="en-US"/>
         </w:rPr>
-        <w:t xml:space="preserve"> </w:t>
-      </w:r>
+        <w:t>address</w:t>
+      </w:r>
+      <w:proofErr w:type="spellEnd"/>
       <w:r>
         <w:rPr>
           <w:i/>
           <w:iCs/>
           <w:sz w:val="22"/>
           <w:u w:val="single"/>
-          <w:lang w:val="en-US"/>
-        </w:rPr>
-        <w:t>{{</w:t>
-      </w:r>
-      <w:proofErr w:type="spellStart"/>
-      <w:r>
-        <w:rPr>
-          <w:i/>
-          <w:iCs/>
-          <w:sz w:val="22"/>
-          <w:u w:val="single"/>
-          <w:lang w:val="en-US"/>
-        </w:rPr>
-        <w:t>contractor</w:t>
-      </w:r>
-      <w:r>
-        <w:rPr>
-          <w:i/>
-          <w:iCs/>
-          <w:sz w:val="22"/>
-          <w:u w:val="single"/>
-          <w:lang w:val="en-US"/>
-        </w:rPr>
-        <w:t>_</w:t>
-      </w:r>
-      <w:r>
-        <w:rPr>
-          <w:i/>
-          <w:iCs/>
-          <w:sz w:val="22"/>
-          <w:u w:val="single"/>
-          <w:lang w:val="en-US"/>
-        </w:rPr>
-        <w:t>rep</w:t>
-      </w:r>
-      <w:r>
-        <w:rPr>
-          <w:i/>
-          <w:iCs/>
-          <w:sz w:val="22"/>
-          <w:u w:val="single"/>
-          <w:lang w:val="en-US"/>
-        </w:rPr>
-        <w:t>_</w:t>
-      </w:r>
-      <w:r>
-        <w:rPr>
-          <w:i/>
-          <w:iCs/>
-          <w:sz w:val="22"/>
-          <w:u w:val="single"/>
-          <w:lang w:val="en-US"/>
-        </w:rPr>
-        <w:t>org</w:t>
-      </w:r>
-      <w:r>
-        <w:rPr>
-          <w:i/>
-          <w:iCs/>
-          <w:sz w:val="22"/>
-          <w:u w:val="single"/>
-          <w:lang w:val="en-US"/>
-        </w:rPr>
-        <w:t>_</w:t>
-      </w:r>
-      <w:r>
-        <w:rPr>
-          <w:i/>
-          <w:iCs/>
-          <w:sz w:val="22"/>
-          <w:u w:val="single"/>
-          <w:lang w:val="en-US"/>
-        </w:rPr>
-        <w:t>orgn</w:t>
-      </w:r>
-      <w:proofErr w:type="spellEnd"/>
-      <w:r>
-        <w:rPr>
-          <w:i/>
-          <w:iCs/>
-          <w:sz w:val="22"/>
-          <w:u w:val="single"/>
-          <w:lang w:val="en-US"/>
-        </w:rPr>
-        <w:t>}}</w:t>
-      </w:r>
-      <w:r>
-        <w:rPr>
-          <w:i/>
-          <w:iCs/>
-          <w:sz w:val="22"/>
-          <w:u w:val="single"/>
-          <w:lang w:val="en-US"/>
-        </w:rPr>
-        <w:t xml:space="preserve">, </w:t>
-      </w:r>
-      <w:r>
-        <w:rPr>
-          <w:i/>
-          <w:iCs/>
-          <w:sz w:val="22"/>
-          <w:u w:val="single"/>
-        </w:rPr>
-        <w:t>ИНН</w:t>
-      </w:r>
-      <w:r>
-        <w:rPr>
-          <w:i/>
-          <w:iCs/>
-          <w:sz w:val="22"/>
-          <w:u w:val="single"/>
-          <w:lang w:val="en-US"/>
-        </w:rPr>
-        <w:t xml:space="preserve"> </w:t>
-      </w:r>
-      <w:r>
-        <w:rPr>
-          <w:i/>
-          <w:iCs/>
-          <w:sz w:val="22"/>
-          <w:u w:val="single"/>
-          <w:lang w:val="en-US"/>
-        </w:rPr>
-        <w:t>{{</w:t>
-      </w:r>
-      <w:proofErr w:type="spellStart"/>
-      <w:r>
-        <w:rPr>
-          <w:i/>
-          <w:iCs/>
-          <w:sz w:val="22"/>
-          <w:u w:val="single"/>
-          <w:lang w:val="en-US"/>
-        </w:rPr>
-        <w:t>contractor</w:t>
-      </w:r>
-      <w:r>
-        <w:rPr>
-          <w:i/>
-          <w:iCs/>
-          <w:sz w:val="22"/>
-          <w:u w:val="single"/>
-          <w:lang w:val="en-US"/>
-        </w:rPr>
-        <w:t>_</w:t>
-      </w:r>
-      <w:r>
-        <w:rPr>
-          <w:i/>
-          <w:iCs/>
-          <w:sz w:val="22"/>
-          <w:u w:val="single"/>
-          <w:lang w:val="en-US"/>
-        </w:rPr>
-        <w:t>rep</w:t>
-      </w:r>
-      <w:r>
-        <w:rPr>
-          <w:i/>
-          <w:iCs/>
-          <w:sz w:val="22"/>
-          <w:u w:val="single"/>
-          <w:lang w:val="en-US"/>
-        </w:rPr>
-        <w:t>_</w:t>
-      </w:r>
-      <w:r>
-        <w:rPr>
-          <w:i/>
-          <w:iCs/>
-          <w:sz w:val="22"/>
-          <w:u w:val="single"/>
-          <w:lang w:val="en-US"/>
-        </w:rPr>
-        <w:t>org</w:t>
-      </w:r>
-      <w:r>
-        <w:rPr>
-          <w:i/>
-          <w:iCs/>
-          <w:sz w:val="22"/>
-          <w:u w:val="single"/>
-          <w:lang w:val="en-US"/>
-        </w:rPr>
-        <w:t>_</w:t>
-      </w:r>
-      <w:r>
-        <w:rPr>
-          <w:i/>
-          <w:iCs/>
-          <w:sz w:val="22"/>
-          <w:u w:val="single"/>
-          <w:lang w:val="en-US"/>
-        </w:rPr>
-        <w:t>inn</w:t>
-      </w:r>
-      <w:proofErr w:type="spellEnd"/>
-      <w:r>
-        <w:rPr>
-          <w:i/>
-          <w:iCs/>
-          <w:sz w:val="22"/>
-          <w:u w:val="single"/>
-          <w:lang w:val="en-US"/>
-        </w:rPr>
-        <w:t>}}</w:t>
-      </w:r>
-      <w:r>
-        <w:rPr>
-          <w:i/>
-          <w:iCs/>
-          <w:sz w:val="22"/>
-          <w:u w:val="single"/>
-          <w:lang w:val="en-US"/>
-        </w:rPr>
-        <w:t xml:space="preserve">, </w:t>
-      </w:r>
-      <w:r>
-        <w:rPr>
-          <w:i/>
-          <w:iCs/>
-          <w:sz w:val="22"/>
-          <w:u w:val="single"/>
-          <w:lang w:val="en-US"/>
-        </w:rPr>
-        <w:t>{{</w:t>
-      </w:r>
-      <w:proofErr w:type="spellStart"/>
-      <w:r>
-        <w:rPr>
-          <w:i/>
-          <w:iCs/>
-          <w:sz w:val="22"/>
-          <w:u w:val="single"/>
-          <w:lang w:val="en-US"/>
-        </w:rPr>
-        <w:t>contractor_rep_org_address</w:t>
-      </w:r>
-      <w:proofErr w:type="spellEnd"/>
-      <w:r>
-        <w:rPr>
-          <w:i/>
-          <w:iCs/>
-          <w:sz w:val="22"/>
-          <w:u w:val="single"/>
-          <w:lang w:val="en-US"/>
         </w:rPr>
         <w:t>}}</w:t>
       </w:r>
@@ -8940,7 +8992,6 @@
           <w:sz w:val="10"/>
           <w:szCs w:val="10"/>
         </w:rPr>
-        <w:lastRenderedPageBreak/>
         <w:t>(наименование скрытых работ)</w:t>
       </w:r>
     </w:p>
